--- a/example_articles/setting/Suburban/2.setting_Suburban_New_York_Times.docx
+++ b/example_articles/setting/Suburban/2.setting_Suburban_New_York_Times.docx
@@ -27,17 +27,17 @@
     </w:p>
     <w:p>
       <w:r>
-        <w:t>Source File: NYT/54.DOCX</w:t>
+        <w:t>Source file: NYT/54.DOCX</w:t>
       </w:r>
     </w:p>
     <w:p>
       <w:r>
-        <w:t>Raw locations result: ['New York']</w:t>
+        <w:t>Raw locations result, 'locations': ['New York']</w:t>
       </w:r>
     </w:p>
     <w:p>
       <w:r>
-        <w:t>setting_stand_flat (Standardized): Suburban</w:t>
+        <w:t>Standardized locations result, 'setting_stand_flat': Suburban</w:t>
       </w:r>
     </w:p>
     <w:p>

--- a/example_articles/setting/Suburban/2.setting_Suburban_New_York_Times.docx
+++ b/example_articles/setting/Suburban/2.setting_Suburban_New_York_Times.docx
@@ -7,7 +7,7 @@
         <w:pStyle w:val="Heading1"/>
       </w:pPr>
       <w:r>
-        <w:t>HIS SENTIMENTS EXACTLY</w:t>
+        <w:t>Jury Selected in Ohio Obscenity Trial</w:t>
       </w:r>
     </w:p>
     <w:p>
@@ -17,22 +17,22 @@
     </w:p>
     <w:p>
       <w:r>
-        <w:t>Date: 1990-02-04</w:t>
+        <w:t>Date: 1990-09-28</w:t>
       </w:r>
     </w:p>
     <w:p>
       <w:r>
-        <w:t>Section: Section 7; Page 1, Column 1; Book Review Desk; Review</w:t>
+        <w:t>Section: Section A; Page 10, Column 1; National Desk</w:t>
       </w:r>
     </w:p>
     <w:p>
       <w:r>
-        <w:t>Source file: NYT/54.DOCX</w:t>
+        <w:t>Source file: NYT/46.DOCX</w:t>
       </w:r>
     </w:p>
     <w:p>
       <w:r>
-        <w:t>Raw locations result, 'locations': ['New York']</w:t>
+        <w:t>Raw locations result, 'locations': ['Ohio']</w:t>
       </w:r>
     </w:p>
     <w:p>
@@ -49,117 +49,73 @@
     </w:p>
     <w:p>
       <w:r>
-        <w:t>WHAT I SAW AT THE REVOLUTION</w:t>
+        <w:t>Lawyers in the Mapplethorpe obscenity trial completed a delicate chess game of jury selection today after four days of painstaking interrogation, paving the way for opening statements on Friday.</w:t>
         <w:br/>
-        <w:t>A Political Life in the Reagan Era.</w:t>
+        <w:t>What emerged was a jury of eight mostly working-class people with little interest in either art or the matter that has brought them together.</w:t>
         <w:br/>
-        <w:t>By Peggy Noonan.</w:t>
+        <w:t>A secretary, a sales clerk, a warehouse manager, a telephone repairman, a data processor, an X-ray technician, an engineer and a shipping worker, only three of whom had been to an art museum, were chosen to decide, among other things, what is art and what is not. The case is believed to be the first in which a museum has been prosecuted for work it exhibited.</w:t>
         <w:br/>
-        <w:t>353 pp. New York: Random House. $19.95.</w:t>
-        <w:br/>
-        <w:t>Back in 1968, the baby boom and concern over the Vietnam War draft seemed to hit national politics simultaneously and for the first time ''kids'' became important. Bobby Kennedy was rumored to be especially covetous of Eugene McCarthy's volunteers - Bobby had kids too, but not the best kids, the most idealistic, selfless and, if you will, ''Peace-Corpsish'' kids of their generation.</w:t>
-        <w:br/>
-        <w:t>Nobody even bothered to ask who had the Republican kids that year, it seemed like a contradiction in terms, but in fact it would have been Ronald Reagan by a mile, with his army of Young Americans for Freedom or Y.A.F.'s (I've always wondered what an Old American for Freedom would be called) - the most idealistic and selfish of their generation, as they might satirically have termed themselves.</w:t>
-        <w:br/>
-        <w:t>And then there are the Sons and Daughters of the Hard Hats, the kids who were drawn neither to Bobby nor Gene - especially not to Gene - and gave our oldest President the youngest constituency. These were the young people who had no inclination to jump on their parents - whose lives, they may have figured, had been tough enough without this added nuisance, a late-breaking denunciation from junior; or on their country, whose blessings they were still fresh enough to appreciate. And of this group one of the more gifted and articulate would go on to write speeches for Ronald Reagan and give him his best voice, his Irish, man-of-the-people-voice: a style that might be called Late High Blarney, particularly suitable for a man whose real self could be nonexistent, or permanently out to lunch, for all the voice's true owner ever could find out about him.</w:t>
-        <w:br/>
-        <w:t>Which brings us at long last to Peggy Noonan. Lengthy preambles are a pest, but justified in her case because Ms. Noonan places herself firmly, not to say hauntingly (she is an elegiac writer), in her situation, such that when she says this is where I stand, she means a specific time and place - Massapequa, L.I., to be precise, in the Irish, or what's-it-to-you, wing of the upwardly mobile working class and the Roosevelt coalition, and these are still her lodestars.</w:t>
-        <w:br/>
-        <w:t>Ms. Noonan might further be described as a strict reactionary, like her boss, driven rightward by the sheer obnoxiousness of the left. Who can forget how Ronald Reagan turned Republican after meeting some real-life Communists in his days at the Screen Actors Guild? He was prone to recite this experience mantrically to anyone who'd listen till it must have begun to sound a bit like the famous commercial, ''Bo knows Communism.'' Yes indeed.</w:t>
-        <w:br/>
-        <w:t>In Ms. Noonan's case her sticking point was a bus load of Fairleigh Dickinson peaceniks who in 1971 were jeering in their excruciating fashion at John Wayne and Coca-Cola and at our whole ''racist, genocidal nation'' and on and on, you remember the list: phallic, imperialist - they obviously weren't talking about Massapequa or any America she recognized. (The possibility that they and other prigs like them were secret F.B.I. agents recruiting students for the Republican Party has to be dismissed, I suppose, but they certainly negated some peace marches.) After college, she would fill out her picture of the enemy by musing on the limousine liberals of CBS News, her next port of call, with their conviction that they were put on earth to teach their inferiors liberalism. And to keep the flame lit, she still gives herself booster shots of scorn, viz.: ''There's something in good conservatives that makes them happy to sit for an hour with a janitor and talk . . . in a way that one suspects a Ralph Nader . . . never could'' (but how about James Watt versus Tip O'Neill, to make it a fair fight?).</w:t>
-        <w:br/>
-        <w:t>The point seems important enough for her to repeat it yet one more time, so that we can see exactly who she is steering away from and perhaps why it's really O.K. to be where she is right now. ''Up on the Hill or at the White House the young rough-looking guy from a state school is probably either a Republican or a conservative, and the snooty sniffy guy with a THANK YOU FOR NOT SMOKING sign on his tidy little'' - even his furniture thinks small - ''desk is a Democrat. . . . It was all changing (and the cliches hadn't begun to catch up!).'' (In fact, the cliches caught up so long ago that the Republicans have based their last five campaigns on them - a tactic which might account for at least some of those rough-looking Republicans.) There may be something to be said for keeping your eye on the enemy when the alternative is looking at friends like the Reagans. Ms. Noonan's all too brief description of these is wonderful social comedy, a kind of Frank Capra version of ''Alice in the White House'' or of ''The Mikado'': Maureen is the classic boss's daughter, or Katisha character: one can imagine Edward Arnold or Eugene Pallette puffing over at any moment to smooth her feathers and fire whoever is bothering her. Nancy would be the Red Queen, sailing ominously through the White House with her entourage, glaring briefly, murderously at Ms. Noonan's work clothes. The President himself has to be the White King, a kindly old fellow who keeps falling off his horse and has to be helped up again. A Reaganite might protest that they're not really like that and he might be right, because one senses that this could just be Massapequa acting up again, cocking a snook at the nonsense outside, and that if Ms. Noonan had found herself on a bus full of Reagans instead of peaceniks at an impressionable age, the Democrats never would have lost her.</w:t>
-        <w:br/>
-        <w:t>And this is the great strength and pleasure of ''What I Saw at the Revolution'': the glee it keeps giving one to find a recognizable human, a comrade, in truly preposterous circumstances, be they left or right. It wasn't just Ms. Noonan's clothes that Nancy was glaring at, but her very presence. You don't belong here. And Ms. Noonan, hailing from a real neighborhood and a real family, is struck by some lines of criticism she has heard from over the wall. If the young Reaganites are ''so interested in the family how come none of them are married? How come none of them have kids? . . . You guys don't believe in God, you just believe in religion. I ponder this,'' she adds.</w:t>
-        <w:br/>
-        <w:t>Not that she didn't have allies. There was genuine intellectual excitement among the new conservatives, as they traversed the ruins of the New Deal like G.I.'s in postwar Europe (never mind that their leader was a - what shall we call him - Roosevelt Republican?), and she does full justice to the joy of writing and receiving brainy memos about ''judicial activism'' and ''criteria for reform,'' interspersed with some fine wisecracks. Veterans of other political movements will remember the music of it, if not the words, and perhaps even feel like dancing a jig, because Ms. Noonan can evoke a mood like nobody's business.</w:t>
-        <w:br/>
-        <w:t>But that's only when Irish eyes are smiling. It's always fun in the lower ranks where the amateurs and the kids are, but as you mount the stairs, the laughter fades. ''You know how it is with intense people in an intense environment, and so many of these guys are fish who swam upstream, and add to that the difficult natures that politics often draws and movements draw, and . . . and add all that up and you get . . . well . . . what you get is a bunch of creepy little men with creepy little beards who need something to seethe on,'' and more marvelous billingsgate, with the rough-looking Republicans nowhere in sight.</w:t>
-        <w:br/>
-        <w:t>And then there's this, as she might say (she calls her boppity-bop prose ''Thirtysomething''-ish, but whatever it is it has a nice beat). For all their pointy-headed liberalism, the Carter people did have their own saloon where they would brawl until dawn, while the creeps crawl into bed at 9:35 P.M. and wait for the cliches to catch up. Ms. Noonan believes that even the Nixon Administration generated more comradeship than Mr. Reagan's as if adversity might be better for you than all this triumph. But maybe that's because she wasn't there.</w:t>
-        <w:br/>
-        <w:t>What the Reagan Administration does have, though, are strange birds of passage, one-man vaudeville turns, such as the National Security Adviser Robert (Bud) McFarlane - a robot programmed for something quite indecipherable - and the cold warrior Pat Buchanan, the Cowardly Lion (I know she doesn't mean it this way), who won't fight for anything on an office level, and the improbable Ollie North, the eternal 12-year-old and comic-book hero extraordinaire, who doesn't like girls to attend his hubba-hubba, why-don't-we-buy-our-own-battleship meetings.</w:t>
-        <w:br/>
-        <w:t>And then, for group numbers, there are Chief of Staff Donald Regan's ''mice'' (Wonderland figures for sure) - junior assistants who nibble away at her speeches just for something to do - and the shadowy figures at the National Security Council who drain what's left of the speeches of all their color and life, of all their Noonan-ness, as if Nancy Reagan isn't the only one who doesn't think she belongs here. Her good guys - Presidential assistants Richard Darman and Craig Fuller, for instance - have better things to do than sit constant guard over her words, while the rest of the White Housers seem actively hostile, as if her very presence suggested that our hero didn't make the words up himself as he went along.</w:t>
-        <w:br/>
-        <w:t>But what gives the book its real pathos, beyond perhaps even the author's full awareness, is that the President didn't seem to care either. Ms. Noonan does her level best for Ronald Reagan in this book. After a meeting at which he has manifestly woolgathered, but not without point, she triumphantly reports that ''he had opinions, he had something he wanted to do'' - to which a voter can only respond weakly, ''I should certainly hope so.''</w:t>
-        <w:br/>
-        <w:t>Otherwise, she can only resort to talk about his self-evident ''greatness,'' which leaves no more trace on the page than a dybbuk's shadow, but sounds suspiciously like the emanations people felt when Cary Grant entered the M-G-M cafeteria: there may be more to it than that, but as I say, it doesn't show up in print. What Ms. Noonan does notice though - and it suggests she was on to his game more than she wanted to be - was a habit Ronald Reagan had of complicitous winking, which suggested to various observers that he knew what was going on all right, and was mighty amused by it all.</w:t>
-        <w:br/>
-        <w:t>But on dark days she would give up altogether. ''I would think to myself . . . that the battle for the mind of Ronald Reagan was like the trench warfare of World War I: Never have so many fought so hard for such barren terrain.'' And it wasn't just his mind. ''This White House is like a beautiful clock that makes all the right sounds, but when you open it up, there is nothing inside. . . . When I thought of him in those days, it was as a gigantic heroic balloon floating in the Macy's Thanksgiving Day parade.''</w:t>
-        <w:br/>
-        <w:t>Such was the indifference bordering on simplemindedness of the White House staff that they didn't even realize that it pays to be kind, or at least rudimentarily decent, to writers on their way out the door. Ms. Noonan is finally released without so much as a thank-you note or a photo-op with the Great Balloon - who, for his part, doesn't come down from the sky long enough to realize she's even missing.</w:t>
-        <w:br/>
-        <w:t>And this is what is most astounding. Ms. Noonan had given him his very best words (written out as they are here they may sometimes seem as flat as unaccompanied song lyrics, but they sang pretty well at the time), and you would suppose that just this one thing he would keep his eye on and do something about. But no, it was all the same to him where the words came from - maybe the elves brought them. And indeed Ronald Reagan only noticed her absence when by some miracle her name got attached to George Bush's famous acceptance speech (in which she committed a minor fraud by disguising Mr. Bush's instinctive preference for weak phrases).</w:t>
-        <w:br/>
-        <w:t>Suddenly she was a celebrity, somebody he could cope with, and he insisted on having this famous stranger write his final State of the Union message for him. Which is perhaps all you need to know about the role of the writer in Hollywood.</w:t>
-        <w:br/>
-        <w:t>The best epigraph to the whole book appears, I believe, quite early on. Ms. Noonan is talking about a brutal round of layoffs at CBS, including some revered veterans, and the shudder it has sent through the ranks; ever since Ed Murrow had braved bombs to cover the London blitz, CBS News had considered itself something special; but suddenly, no more. CBS ''spent loyalty as if it was going out of style,'' says Ms. Noonan, ''which perhaps it is. Rather captured it. . . . 'Listen,' Dan said, 'this place has all the tradition of a discount shoe store.' ''</w:t>
-        <w:br/>
-        <w:t>That she sees, even now, no connection between this kind of scene and the Reagan White House illustrates the infinite distance between a speechwriter's reality and a critic's. Subsisting on a diet of affirmations and debating points, a President's ghost would only complicate her life intolerably by doubting her own uplifting words for more than a minute, or looking on the downside of her lovely revolution. But what she can't criticize with her mind she more than makes up for with her eyes and ears, and there are some deadly word-pictures in here along with some highly admiring ones - perhaps in each case beyond the subjects' warrant. So long as Ms. Noonan is writing about it, the old shoe store fairly rocks with life, but one senses that she is investing the characters with her own vitality and making them a mite more interesting than they deserve.</w:t>
-        <w:br/>
-        <w:t>At any rate, I am much more curious about what she does next than what they do next.</w:t>
+        <w:t>At issue are 7 of 175 photographs that appeared in the exhibition of the work of Robert Mapplethorpe at the Contemporary Arts Center here last spring. The disputed photographs showed adult men in sado-masochistic and erotic poses and children with their genitals exposed.</w:t>
         <w:br/>
         <w:t xml:space="preserve"> </w:t>
         <w:br/>
-        <w:t>A TALK WITH ONE OF THE MICE</w:t>
+        <w:t>The Jury's Task</w:t>
         <w:br/>
-        <w:t xml:space="preserve"> Hi, Peggy, how are you?</w:t>
+        <w:t>The composition of the jury is considered almost as crucial as the testimony it will hear.</w:t>
         <w:br/>
-        <w:t xml:space="preserve"> Fine, thanks, David. You well?</w:t>
+        <w:t>The jurors will have to determine whether the average person, applying community standards, would find that the work as a whole appeals to prurient interests, depicts sexual practices in a patently offensive way and whether it lacks serious literary or artistic value.</w:t>
         <w:br/>
-        <w:t xml:space="preserve"> Yes I am. Ah, the speech to the Shriners.</w:t>
+        <w:t>The jurors' exposure to art and culture and their personal opinions on homosexuality, child nudity and morality in general were seen as pivotal to such decision-making, and thus were the basis of the lawyers' questions and dismissals of some prospective jurors.</w:t>
         <w:br/>
-        <w:t xml:space="preserve"> Yes.</w:t>
+        <w:t>The prosecution sought to create a jury of conservative churchgoers and lifelong residents of Cincinnati indifferent to or uninterested in art. To that end, the prosecutors asked the prospective jurors whether they collected art, whether they had ever taken an art class and whether and for what reason they ever visited a museum.</w:t>
         <w:br/>
-        <w:t xml:space="preserve"> Ah, have a minute to go over it?</w:t>
-        <w:br/>
-        <w:t xml:space="preserve"> Go over it?</w:t>
-        <w:br/>
-        <w:t xml:space="preserve"> Yes, for changes.</w:t>
-        <w:br/>
-        <w:t xml:space="preserve"> I've already received everyone's comments, but I'm not done with it . . .</w:t>
-        <w:br/>
-        <w:t xml:space="preserve"> Well, I've received comments too, and why don't we take a look at it?</w:t>
-        <w:br/>
-        <w:t xml:space="preserve"> All right.</w:t>
-        <w:br/>
-        <w:t xml:space="preserve"> Good. On page one, take out paragraphs three and four.</w:t>
-        <w:br/>
-        <w:t xml:space="preserve"> Why?</w:t>
-        <w:br/>
-        <w:t xml:space="preserve"> It's our feeling that the joke in graph three isn't funny. We don't think a witticism is necessary at that point.</w:t>
-        <w:br/>
-        <w:t xml:space="preserve"> Who is ''we''?</w:t>
-        <w:br/>
-        <w:t xml:space="preserve"> ''We'' is those who've made the decision.</w:t>
-        <w:br/>
-        <w:t xml:space="preserve"> What does that mean?</w:t>
-        <w:br/>
-        <w:t xml:space="preserve"> Can we go to page two?</w:t>
-        <w:br/>
-        <w:t xml:space="preserve"> No, who is we and how did they make their decision? They have a staff meeting on the president's jokes now? You all vote or what? Anyone make a joke defense or was it all joke attack?</w:t>
-        <w:br/>
-        <w:t xml:space="preserve"> Silence.</w:t>
-        <w:br/>
-        <w:t xml:space="preserve"> David, I've been doing this for a while now, for two years, and I know a little about this.</w:t>
-        <w:br/>
-        <w:t xml:space="preserve"> Silence.</w:t>
-        <w:br/>
-        <w:t xml:space="preserve"> Can we go now to page two, please, he says, in a monotone.</w:t>
+        <w:t>''Why did you have cause to visit an art museum?'' Frank Prouty, the lead prosecutor, asked each prospective juror. ''Was it for a field trip?''</w:t>
         <w:br/>
         <w:t xml:space="preserve"> </w:t>
         <w:br/>
-        <w:t>From ''What I Saw at the Revolution.''</w:t>
+        <w:t>Arts Supporters Sought</w:t>
         <w:br/>
+        <w:t>Defense lawyers sought to sculpt a jury of culturally literate and well-traveled supporters of the arts. But with few such people in the pool of 50 prospective jurors - only 3 out of the 50 had seen the exhibition, which 81,000 people had attended - the defense urged the prospective jurors to think beyond the conventional concept of art.</w:t>
         <w:br/>
-        <w:t>Graphic</w:t>
+        <w:t>''Do you realize that not all art has to be pretty?'' H. Louis Sirkin, a defense attorney, repeatedly asked several prospective jurors.</w:t>
         <w:br/>
+        <w:t>Sixteen people were rejected as jurors, among them a University of Michigan graduate who had seen the exhibition, an interior designer who had once gone on a European history tour, an evangelical Christian and a man who had never been to a museum in his life.</w:t>
+        <w:br/>
+        <w:t>What was left was a jury of four men and four women with only one college graduate - the engineer - and only one who has ever seen any of Mr. Mapplethorpe's work - the shipping worker, who said she had flipped through a co-worker's book on him once.</w:t>
         <w:br/>
         <w:t xml:space="preserve"> </w:t>
         <w:br/>
-        <w:t>Photos: President Ronald Reagan's former speechwriter Peggy Noonan at her home in Manhattan (NYT/Jim Wilson) (pg. 1); Peggy Noonan with her son, Will. (NYT/Jim Wilson) (pg. 29)</w:t>
+        <w:t>Seven From the Suburbs</w:t>
+        <w:br/>
+        <w:t>The defense was hoping the jury would be composed of mostly city residents who would be more liberal and open to life styles unlike their own. What it got was the reverse. Only one of the eight jurors, the sales clerk, is from Cincinnati. The seven others are from the conservative suburbs of Hamilton County, where anti-pornography sentiment are viewed as strongest.</w:t>
+        <w:br/>
+        <w:t>But perhaps the most dramatic moments of the selection process were the responses from three women who never made it to the jury.</w:t>
+        <w:br/>
+        <w:t>One woman, who said she had never seen Playboy or Penthouse magazines, said she did not think she could bear to look at the seven photographs.</w:t>
+        <w:br/>
+        <w:t>Another woman told the court she did not think she should be on the jury either. ''Because of my moral and Christian beliefs, I don't think I can be fair,'' the woman said.</w:t>
+        <w:br/>
+        <w:t xml:space="preserve"> </w:t>
+        <w:br/>
+        <w:t>Women Urged to Reconsider</w:t>
+        <w:br/>
+        <w:t>In both instances Judge David Albanese, against the requests of defense lawyers, allowed questioning to continue, and encouraged the women to reconsider their requests not to sit on the jury. The women were eventually dismissed, however.</w:t>
+        <w:br/>
+        <w:t>A third woman, who worked in the church of Rev. Jerry Kirk, a leader of the National Coalition Against Pornography, acknowledged she had attended one of the group's conventions and was on the mailing list of the city's most vocal anti-pornography group, Concerned Citizens for Community Values. But she insisted she could be a fair and impartial juror.</w:t>
+        <w:br/>
+        <w:t>She said she had seen photocopies of two of the disputed pictures and had already formed an opinion: they were ''not morally decent'' and should not have been shown in a museum.</w:t>
+        <w:br/>
+        <w:t>''Is it your opinion that the pictures should not be shown for any purpose?'' asked Marc D. Mezibov, a defense lawyer. ''Yes,'' the woman said. ''Anywhere?'' he asked. ''Yes,'' she said.  ''Any time?'' he asked. ''Yes,'' she said.  ''To anyone?'' he asked. ''Yes,'' she said.  'An Opinionated Lady'</w:t>
+        <w:br/>
+        <w:t>Mr. Mezibov then asked that she be dismissed because she had already formed an opinion on the case. But Judge Albanese rejected the request, saying: ''The lady gave me the impression she would follow the law. She's an opinionated lady.''</w:t>
+        <w:br/>
+        <w:t>The ruling forced the defense to make her one of the six prospective jurors it could dismiss without reason, a provision intended to allow attorneys to remove jurors for subtleties in opinion or demeanor rather than clear-cut cases of inappropriateness.</w:t>
+        <w:br/>
+        <w:t>At day's end Judge Albanese expressed satisfaction with the outcome as he addressed the new jury, which is scheduled to tour the Contemporary Arts Center before opening arguments are heard on Friday.</w:t>
+        <w:br/>
+        <w:t>''You're participating in a case that has some unique questions of law that have not been answered,'' the judge said.</w:t>
+        <w:br/>
+        <w:t>''I'm impressed with the selection we have in the jury box,'' he continued. ''I feel I can look at you and have you look back at me and feel we're on the same wavelength.''</w:t>
       </w:r>
     </w:p>
     <w:sectPr>

--- a/example_articles/setting/Suburban/2.setting_Suburban_New_York_Times.docx
+++ b/example_articles/setting/Suburban/2.setting_Suburban_New_York_Times.docx
@@ -7,7 +7,7 @@
         <w:pStyle w:val="Heading1"/>
       </w:pPr>
       <w:r>
-        <w:t>Jury Selected in Ohio Obscenity Trial</w:t>
+        <w:t>Romney, in His Home State, Raises Birth Certificate Issue</w:t>
       </w:r>
     </w:p>
     <w:p>
@@ -17,22 +17,22 @@
     </w:p>
     <w:p>
       <w:r>
-        <w:t>Date: 1990-09-28</w:t>
+        <w:t>Date: 2012-08-25</w:t>
       </w:r>
     </w:p>
     <w:p>
       <w:r>
-        <w:t>Section: Section A; Page 10, Column 1; National Desk</w:t>
+        <w:t>Section: Section A; Column 0; National Desk; Pg. 12</w:t>
       </w:r>
     </w:p>
     <w:p>
       <w:r>
-        <w:t>Source file: NYT/46.DOCX</w:t>
+        <w:t>Source file: NYT/16.DOCX</w:t>
       </w:r>
     </w:p>
     <w:p>
       <w:r>
-        <w:t>Raw locations result, 'locations': ['Ohio']</w:t>
+        <w:t>Raw locations result, 'locations': ['Michigan', 'Wisconsin', 'Ohio', 'Virginia']</w:t>
       </w:r>
     </w:p>
     <w:p>
@@ -49,73 +49,54 @@
     </w:p>
     <w:p>
       <w:r>
-        <w:t>Lawyers in the Mapplethorpe obscenity trial completed a delicate chess game of jury selection today after four days of painstaking interrogation, paving the way for opening statements on Friday.</w:t>
+        <w:t>COMMERCE, Mich. -- Mitt Romney, who has denounced the nasty personal tone of the presidential campaign, seemed to make a joke about President Obama's birth certificate while speaking to voters here on Friday, reinjecting the issue of the president's birthplace into the campaign.</w:t>
         <w:br/>
-        <w:t>What emerged was a jury of eight mostly working-class people with little interest in either art or the matter that has brought them together.</w:t>
+        <w:t>''Now I love being home in this place where Ann and I were raised, where both of us were born,'' Mr. Romney said, standing alongside his wife, Ann, and his running mate, Representative Paul D. Ryan. ''Ann was born in Henry Ford Hospital. I was born in Harper Hospital. No one's ever asked to see my birth certificate. They know that this is the place that we were born and raised.''</w:t>
         <w:br/>
-        <w:t>A secretary, a sales clerk, a warehouse manager, a telephone repairman, a data processor, an X-ray technician, an engineer and a shipping worker, only three of whom had been to an art museum, were chosen to decide, among other things, what is art and what is not. The case is believed to be the first in which a museum has been prosecuted for work it exhibited.</w:t>
+        <w:t>Mr. Obama, who was born in Hawaii and shared his birth certificate with the national news media, has long been dogged with ''birther'' rumors, from those who question whether he was born in the United States.</w:t>
         <w:br/>
-        <w:t>At issue are 7 of 175 photographs that appeared in the exhibition of the work of Robert Mapplethorpe at the Contemporary Arts Center here last spring. The disputed photographs showed adult men in sado-masochistic and erotic poses and children with their genitals exposed.</w:t>
+        <w:t>Mr. Romney is a Michigan native -- his father, George Romney, was the state's governor -- and seemed to be speaking off the cuff. But his campaign quickly scrambled to walk back his comments, saying he was simply sharing his Michigan pride.</w:t>
         <w:br/>
-        <w:t xml:space="preserve"> </w:t>
+        <w:t>In an interview later on Friday with CBS News, Mr. Romney said it was not a strike at the president.</w:t>
         <w:br/>
-        <w:t>The Jury's Task</w:t>
+        <w:t>''No, no, not a swipe,'' Mr. Romney said. ''I've said throughout the campaign and before, there's no question about where he was born. He was born in the U.S. This was fun about us, and coming home. And humor, you know -- we've got to have a little humor in a campaign.''</w:t>
         <w:br/>
-        <w:t>The composition of the jury is considered almost as crucial as the testimony it will hear.</w:t>
+        <w:t>Mr. Romney's comments, however, seemed a turnabout from his accusation last week in Chillicothe, Ohio, when he said Mr. Obama was running a negative campaign. He was responding, in part, to harshly criticized comments from Vice President Joseph R. Biden Jr., who warned an audience in Virginia that the Romney-Ryan ticket would ''put y'all back in chains.''</w:t>
         <w:br/>
-        <w:t>The jurors will have to determine whether the average person, applying community standards, would find that the work as a whole appeals to prurient interests, depicts sexual practices in a patently offensive way and whether it lacks serious literary or artistic value.</w:t>
+        <w:t>Mr. Romney said then of Mr. Obama: ''His campaign and his surrogates have made wild and reckless accusations that disgrace the office of the presidency. Another outrageous charge came a few hours ago in Virginia. And the White House sinks a little a bit lower.''</w:t>
         <w:br/>
-        <w:t>The jurors' exposure to art and culture and their personal opinions on homosexuality, child nudity and morality in general were seen as pivotal to such decision-making, and thus were the basis of the lawyers' questions and dismissals of some prospective jurors.</w:t>
+        <w:t>In his introduction Thursday to the exurban, nearly all-white audience at an orchard farm here, Mr. Ryan, too, seemed to emphasize cultural differences with Mr. Obama.</w:t>
         <w:br/>
-        <w:t>The prosecution sought to create a jury of conservative churchgoers and lifelong residents of Cincinnati indifferent to or uninterested in art. To that end, the prosecutors asked the prospective jurors whether they collected art, whether they had ever taken an art class and whether and for what reason they ever visited a museum.</w:t>
+        <w:t>''Remember about four years ago when he was talking to a bunch of donors in San Francisco and he said people in states like ours, we cling to our guns and our religion?'' Mr. Ryan said, emphasizing the word ''our.'' It was a reference to Mr. Romney's native Michigan and Mr. Ryan's Wisconsin, but also, it seemed, to differences based on religion and class.</w:t>
         <w:br/>
-        <w:t>''Why did you have cause to visit an art museum?'' Frank Prouty, the lead prosecutor, asked each prospective juror. ''Was it for a field trip?''</w:t>
+        <w:t>''I just have one thing to say,'' Mr. Ryan added. ''This Catholic deer hunter is guilty as charged, and proud of it.''</w:t>
         <w:br/>
-        <w:t xml:space="preserve"> </w:t>
+        <w:t>Mr. Obama's campaign snapped to action, blasting out a critical statement just minutes after Mr. Romney made his comment, while voters were still streaming out of the event.</w:t>
         <w:br/>
-        <w:t>Arts Supporters Sought</w:t>
+        <w:t>''Throughout this campaign, Governor Romney has embraced the most strident voices in his party instead of standing up to them,'' said Ben LaBolt, a spokesman for Mr. Obama's campaign, in an e-mail statement. ''It's one thing to give the stage in Tampa to Donald Trump, Sheriff Arpaio and Kris Kobach. But Governor Romney's decision to directly enlist himself in the birther movement should give pause to any rational voter across America.''</w:t>
         <w:br/>
-        <w:t>Defense lawyers sought to sculpt a jury of culturally literate and well-traveled supporters of the arts. But with few such people in the pool of 50 prospective jurors - only 3 out of the 50 had seen the exhibition, which 81,000 people had attended - the defense urged the prospective jurors to think beyond the conventional concept of art.</w:t>
+        <w:t>Though several aides to Mr. Romney emphasized that he had previously stated his belief that the president was born in the United States, and was simply talking about his own local roots, Mr. Romney has long made a point of painting Mr. Obama as somebody who ''takes his cues from the Social Democrats of Europe'' and who is ''a nice guy who just doesn't get it.''</w:t>
         <w:br/>
-        <w:t>''Do you realize that not all art has to be pretty?'' H. Louis Sirkin, a defense attorney, repeatedly asked several prospective jurors.</w:t>
+        <w:t>Some of Mr. Romney's aides have gotten in trouble for seeming to question the president's roots. During the primaries, one of Mr. Romney's sons, Matt, was first to apologize after making a birther joke at a campaign stop. And on a conference call with reporters last month, John H. Sununu, a Romney surrogate and the former governor of New Hampshire, said, ''I wish this president would learn how to be an American.'' He later apologized for the remark.</w:t>
         <w:br/>
-        <w:t>Sixteen people were rejected as jurors, among them a University of Michigan graduate who had seen the exhibition, an interior designer who had once gone on a European history tour, an evangelical Christian and a man who had never been to a museum in his life.</w:t>
+        <w:t>Few voters in the crowd believed that Mr. Romney was simply talking about his home state. ''It was probably a contrast with Obama's birth certificate issue, and second, that he was born in Michigan,'' said Daryl Pender, 56, who owns a small business in town. ''I can't say what's fair. But it wasn't relevant to what I wanted to know. I want to hear about his vision for the future.''</w:t>
         <w:br/>
-        <w:t>What was left was a jury of four men and four women with only one college graduate - the engineer - and only one who has ever seen any of Mr. Mapplethorpe's work - the shipping worker, who said she had flipped through a co-worker's book on him once.</w:t>
+        <w:t>Sylvia Kaponi, 65, a retired Ford Motor employee from Livonia, Mich., said there was no doubt in her mind as to what Mr. Romney was referring to -- and she thought it was ''great.''</w:t>
         <w:br/>
-        <w:t xml:space="preserve"> </w:t>
+        <w:t>''What I liked was that it was a mild way to touch on a touchy subject with no animosity,'' she said.</w:t>
         <w:br/>
-        <w:t>Seven From the Suburbs</w:t>
+        <w:t>As Mr. Romney and Mr. Ryan campaign through the Rust Belt, they are especially focused on increasing Republicans' advantage with white working-class voters.</w:t>
         <w:br/>
-        <w:t>The defense was hoping the jury would be composed of mostly city residents who would be more liberal and open to life styles unlike their own. What it got was the reverse. Only one of the eight jurors, the sales clerk, is from Cincinnati. The seven others are from the conservative suburbs of Hamilton County, where anti-pornography sentiment are viewed as strongest.</w:t>
+        <w:t>Once a reliable Democratic bloc, the white working class voted for Republican presidential candidates in the past three elections. Republicans captured a House majority in 2010 with a 30-point landslide among this group, according to exit polls.</w:t>
         <w:br/>
-        <w:t>But perhaps the most dramatic moments of the selection process were the responses from three women who never made it to the jury.</w:t>
+        <w:t>But Mr. Romney so far appears not as strong among this group.</w:t>
         <w:br/>
-        <w:t>One woman, who said she had never seen Playboy or Penthouse magazines, said she did not think she could bear to look at the seven photographs.</w:t>
+        <w:t>According to an NBC/Wall Street Journal poll this week, Mr. Romney leads white working-class voters by 13 points, similar to Senator John McCain's 12-point advantage in 2008. Because the white working-class share of the electorate is declining compared with other demographic groups, Mr. Romney needs to improve on Mr. McCain's results.</w:t>
         <w:br/>
-        <w:t>Another woman told the court she did not think she should be on the jury either. ''Because of my moral and Christian beliefs, I don't think I can be fair,'' the woman said.</w:t>
+        <w:t>PHOTO: Campaigning in Commerce, Mich., on Friday, Representative Paul D. Ryan, left, introduced Mitt Romney and his wife, Ann. (PHOTOGRAPH BY JIM WILSON/THE NEW YORK TIMES)</w:t>
         <w:br/>
-        <w:t xml:space="preserve"> </w:t>
         <w:br/>
-        <w:t>Women Urged to Reconsider</w:t>
-        <w:br/>
-        <w:t>In both instances Judge David Albanese, against the requests of defense lawyers, allowed questioning to continue, and encouraged the women to reconsider their requests not to sit on the jury. The women were eventually dismissed, however.</w:t>
-        <w:br/>
-        <w:t>A third woman, who worked in the church of Rev. Jerry Kirk, a leader of the National Coalition Against Pornography, acknowledged she had attended one of the group's conventions and was on the mailing list of the city's most vocal anti-pornography group, Concerned Citizens for Community Values. But she insisted she could be a fair and impartial juror.</w:t>
-        <w:br/>
-        <w:t>She said she had seen photocopies of two of the disputed pictures and had already formed an opinion: they were ''not morally decent'' and should not have been shown in a museum.</w:t>
-        <w:br/>
-        <w:t>''Is it your opinion that the pictures should not be shown for any purpose?'' asked Marc D. Mezibov, a defense lawyer. ''Yes,'' the woman said. ''Anywhere?'' he asked. ''Yes,'' she said.  ''Any time?'' he asked. ''Yes,'' she said.  ''To anyone?'' he asked. ''Yes,'' she said.  'An Opinionated Lady'</w:t>
-        <w:br/>
-        <w:t>Mr. Mezibov then asked that she be dismissed because she had already formed an opinion on the case. But Judge Albanese rejected the request, saying: ''The lady gave me the impression she would follow the law. She's an opinionated lady.''</w:t>
-        <w:br/>
-        <w:t>The ruling forced the defense to make her one of the six prospective jurors it could dismiss without reason, a provision intended to allow attorneys to remove jurors for subtleties in opinion or demeanor rather than clear-cut cases of inappropriateness.</w:t>
-        <w:br/>
-        <w:t>At day's end Judge Albanese expressed satisfaction with the outcome as he addressed the new jury, which is scheduled to tour the Contemporary Arts Center before opening arguments are heard on Friday.</w:t>
-        <w:br/>
-        <w:t>''You're participating in a case that has some unique questions of law that have not been answered,'' the judge said.</w:t>
-        <w:br/>
-        <w:t>''I'm impressed with the selection we have in the jury box,'' he continued. ''I feel I can look at you and have you look back at me and feel we're on the same wavelength.''</w:t>
+        <w:t>http://www.nytimes.com/2012/08/25/us/politics/romney-in-his-home-state-raises-birth-certificate-issue.html</w:t>
       </w:r>
     </w:p>
     <w:sectPr>

--- a/example_articles/setting/Suburban/2.setting_Suburban_New_York_Times.docx
+++ b/example_articles/setting/Suburban/2.setting_Suburban_New_York_Times.docx
@@ -7,7 +7,7 @@
         <w:pStyle w:val="Heading1"/>
       </w:pPr>
       <w:r>
-        <w:t>Romney, in His Home State, Raises Birth Certificate Issue</w:t>
+        <w:t>In Battleground Ohio, Trump Seeks Optimism On Economy and Virus</w:t>
       </w:r>
     </w:p>
     <w:p>
@@ -17,22 +17,22 @@
     </w:p>
     <w:p>
       <w:r>
-        <w:t>Date: 2012-08-25</w:t>
+        <w:t>Date: 2020-08-07</w:t>
       </w:r>
     </w:p>
     <w:p>
       <w:r>
-        <w:t>Section: Section A; Column 0; National Desk; Pg. 12</w:t>
+        <w:t>Section: Section A; Column 0; National Desk; Pg. 19</w:t>
       </w:r>
     </w:p>
     <w:p>
       <w:r>
-        <w:t>Source file: NYT/16.DOCX</w:t>
+        <w:t>Source file: NYT/12.DOCX</w:t>
       </w:r>
     </w:p>
     <w:p>
       <w:r>
-        <w:t>Raw locations result, 'locations': ['Michigan', 'Wisconsin', 'Ohio', 'Virginia']</w:t>
+        <w:t>Raw locations result, 'locations': ['Ohio']</w:t>
       </w:r>
     </w:p>
     <w:p>
@@ -49,54 +49,76 @@
     </w:p>
     <w:p>
       <w:r>
-        <w:t>COMMERCE, Mich. -- Mitt Romney, who has denounced the nasty personal tone of the presidential campaign, seemed to make a joke about President Obama's birth certificate while speaking to voters here on Friday, reinjecting the issue of the president's birthplace into the campaign.</w:t>
+        <w:t>The president came into 2020 considering the state a lock, but his performance in managing the pandemic and delivering on his promises from four years ago could put it in play.</w:t>
         <w:br/>
-        <w:t>''Now I love being home in this place where Ann and I were raised, where both of us were born,'' Mr. Romney said, standing alongside his wife, Ann, and his running mate, Representative Paul D. Ryan. ''Ann was born in Henry Ford Hospital. I was born in Harper Hospital. No one's ever asked to see my birth certificate. They know that this is the place that we were born and raised.''</w:t>
+        <w:t xml:space="preserve">President Trump traveled Thursday to the crucial battleground of Ohio, hoping to highlight efforts to bolster the economy after the damage done by the spread of the coronavirus and to announce new executive orders to make drug prices more affordable. </w:t>
         <w:br/>
-        <w:t>Mr. Obama, who was born in Hawaii and shared his birth certificate with the national news media, has long been dogged with ''birther'' rumors, from those who question whether he was born in the United States.</w:t>
+        <w:t xml:space="preserve">  But he could not escape the reality of the landscape he is facing: Before Mr. Trump arrived, the state's Republican governor, Mike DeWine, tested positive for the coronavirus during a routine screening for people meeting the president.</w:t>
         <w:br/>
-        <w:t>Mr. Romney is a Michigan native -- his father, George Romney, was the state's governor -- and seemed to be speaking off the cuff. But his campaign quickly scrambled to walk back his comments, saying he was simply sharing his Michigan pride.</w:t>
+        <w:t xml:space="preserve">  The sudden change in plans -- Mr. DeWine, 73, had been expected to greet Mr. Trump at the airport when the president arrived -- mirrored the president's shifting fortunes in a state that coming into 2020 had seemed unassailable on Mr. Trump's electoral map. After a second, different type of test on Thursday, Mr. DeWine came up negative.</w:t>
         <w:br/>
-        <w:t>In an interview later on Friday with CBS News, Mr. Romney said it was not a strike at the president.</w:t>
+        <w:t xml:space="preserve">  But the failures in his response to the pandemic have changed the forecast for November in Ohio, where cases remain high. Several polls in the state have shown the presumptive Democratic presidential nominee, former Vice President Joseph R. Biden Jr., running close to Mr. Trump.</w:t>
         <w:br/>
-        <w:t>''No, no, not a swipe,'' Mr. Romney said. ''I've said throughout the campaign and before, there's no question about where he was born. He was born in the U.S. This was fun about us, and coming home. And humor, you know -- we've got to have a little humor in a campaign.''</w:t>
+        <w:t xml:space="preserve">  Mr. Trump could still win in Ohio, a state that has been won by Republicans seven times since 1972 and that has been a strong predictor of the national winner.</w:t>
         <w:br/>
-        <w:t>Mr. Romney's comments, however, seemed a turnabout from his accusation last week in Chillicothe, Ohio, when he said Mr. Obama was running a negative campaign. He was responding, in part, to harshly criticized comments from Vice President Joseph R. Biden Jr., who warned an audience in Virginia that the Romney-Ryan ticket would ''put y'all back in chains.''</w:t>
+        <w:t xml:space="preserve">  But the cost in ''resources, attention and manpower is likely to cost him another needed state,'' said Nicholas Everhart, the president of Content Creative Media, a Republican national ad-buying firm based in Ohio. Mr. Trump's re-election campaign has laid out tens of millions of dollars for a fall advertising blitz there.</w:t>
         <w:br/>
-        <w:t>Mr. Romney said then of Mr. Obama: ''His campaign and his surrogates have made wild and reckless accusations that disgrace the office of the presidency. Another outrageous charge came a few hours ago in Virginia. And the White House sinks a little a bit lower.''</w:t>
+        <w:t xml:space="preserve">  ''On Jan. 1, there was not a serious consultant on the Republican or Democrat side who thought Ohio was an up-for-grabs presidential swing state,'' he said.</w:t>
         <w:br/>
-        <w:t>In his introduction Thursday to the exurban, nearly all-white audience at an orchard farm here, Mr. Ryan, too, seemed to emphasize cultural differences with Mr. Obama.</w:t>
+        <w:t xml:space="preserve">  Mr. Everhart said that a number of factors have made the state more competitive for Democrats, even though Republicans fared relatively well there in 2018.</w:t>
         <w:br/>
-        <w:t>''Remember about four years ago when he was talking to a bunch of donors in San Francisco and he said people in states like ours, we cling to our guns and our religion?'' Mr. Ryan said, emphasizing the word ''our.'' It was a reference to Mr. Romney's native Michigan and Mr. Ryan's Wisconsin, but also, it seemed, to differences based on religion and class.</w:t>
+        <w:t xml:space="preserve">  ''The economic fallout of the pandemic, though, seems to have caught Ohio up with Michigan, Wisconsin and Pennsylvania, particularly in the Columbus and Cleveland suburbs,'' Mr. Everhart said, describing shifts in political support.</w:t>
         <w:br/>
-        <w:t>''I just have one thing to say,'' Mr. Ryan added. ''This Catholic deer hunter is guilty as charged, and proud of it.''</w:t>
+        <w:t xml:space="preserve">  And a local corruption scandal that has seen federal racketeering charges filed against the Republican speaker of the House in Ohio could have a toxic effect for other Republicans in the state, Mr. Everhart said.</w:t>
         <w:br/>
-        <w:t>Mr. Obama's campaign snapped to action, blasting out a critical statement just minutes after Mr. Romney made his comment, while voters were still streaming out of the event.</w:t>
+        <w:t xml:space="preserve">  It is also one of a number of states where Republicans are trying to help Kanye West, the rapper and occasional Trump ally who has said he is running for president, fulfill requirements to get on the ballot, a move that many see as an effort to siphon Black votes away from Mr. Biden. Mr. West appeared to confirm this week in an interview with Forbes that he was trying to harm the former vice president.</w:t>
         <w:br/>
-        <w:t>''Throughout this campaign, Governor Romney has embraced the most strident voices in his party instead of standing up to them,'' said Ben LaBolt, a spokesman for Mr. Obama's campaign, in an e-mail statement. ''It's one thing to give the stage in Tampa to Donald Trump, Sheriff Arpaio and Kris Kobach. But Governor Romney's decision to directly enlist himself in the birther movement should give pause to any rational voter across America.''</w:t>
+        <w:t xml:space="preserve">  Mr. Biden, whose advisers believe can connect with the working-class white voters who bolstered Mr. Trump in 2016, remains an elusive target for the president.</w:t>
         <w:br/>
-        <w:t>Though several aides to Mr. Romney emphasized that he had previously stated his belief that the president was born in the United States, and was simply talking about his own local roots, Mr. Romney has long made a point of painting Mr. Obama as somebody who ''takes his cues from the Social Democrats of Europe'' and who is ''a nice guy who just doesn't get it.''</w:t>
+        <w:t xml:space="preserve">  When Mr. Trump arrived in Ohio and gave a speech to a group of supporters, he accused Mr. Biden of trying to ''hurt'' the Bible and ''hurt'' God.</w:t>
         <w:br/>
-        <w:t>Some of Mr. Romney's aides have gotten in trouble for seeming to question the president's roots. During the primaries, one of Mr. Romney's sons, Matt, was first to apologize after making a birther joke at a campaign stop. And on a conference call with reporters last month, John H. Sununu, a Romney surrogate and the former governor of New Hampshire, said, ''I wish this president would learn how to be an American.'' He later apologized for the remark.</w:t>
+        <w:t xml:space="preserve">  ''He's against God,'' Mr. Trump, who rarely attends church and has had trouble pointing to specific Bible verses that he likes, said, promptly obliterating whatever media attention his aides hoped an earlier remark that Mr. Biden had made about Black people would get. ''He's against guns. He's against energy, our kind of energy. I don't think he's going to do too well in Ohio.''</w:t>
         <w:br/>
-        <w:t>Few voters in the crowd believed that Mr. Romney was simply talking about his home state. ''It was probably a contrast with Obama's birth certificate issue, and second, that he was born in Michigan,'' said Daryl Pender, 56, who owns a small business in town. ''I can't say what's fair. But it wasn't relevant to what I wanted to know. I want to hear about his vision for the future.''</w:t>
+        <w:t xml:space="preserve">  The remark prompted a swift rebuke from Mr. Biden's campaign and, hours later, from the former vice president himself.</w:t>
         <w:br/>
-        <w:t>Sylvia Kaponi, 65, a retired Ford Motor employee from Livonia, Mich., said there was no doubt in her mind as to what Mr. Romney was referring to -- and she thought it was ''great.''</w:t>
+        <w:t xml:space="preserve">  Mr. Biden, a Catholic, described his faith as the ''bedrock foundation of my life'' that sustained him after he lost his first wife and daughter in a car accident, and later, his adult son Beau Biden to cancer.</w:t>
         <w:br/>
-        <w:t>''What I liked was that it was a mild way to touch on a touchy subject with no animosity,'' she said.</w:t>
+        <w:t xml:space="preserve">  ''For President Trump to attack my faith is shameful,'' Mr. Biden said, calling it ''beneath the office he holds.'' He added that the attacks ''show us a man willing to stoop to any low for political gain, and someone whose actions are completely at odds with the values and teachings that he professes to believe in.''</w:t>
         <w:br/>
-        <w:t>As Mr. Romney and Mr. Ryan campaign through the Rust Belt, they are especially focused on increasing Republicans' advantage with white working-class voters.</w:t>
+        <w:t xml:space="preserve">  Mr. Trump maintained that Mr. Biden frequently is confused about his whereabouts, during a speech in which the president mispronounced Thailand as ''Thighland,'' catching himself a short time later.</w:t>
         <w:br/>
-        <w:t>Once a reliable Democratic bloc, the white working class voted for Republican presidential candidates in the past three elections. Republicans captured a House majority in 2010 with a 30-point landslide among this group, according to exit polls.</w:t>
+        <w:t xml:space="preserve">  The president spoke as his aides struggled to get a deal for new legislation to help people suffering economic pain caused by the coronavirus, something Mark Meadows, his chief of staff, and Steven Mnuchin, the Treasury secretary, have been scrambling to achieve in negotiations with Democratic leaders. Mr. Trump has not been a meaningful part of the talks, preferring to comment from the sidelines. After a fund-raiser on Thursday evening in Ohio, he will head to his private club in New Jersey and has fund-raisers scheduled this weekend.</w:t>
         <w:br/>
-        <w:t>But Mr. Romney so far appears not as strong among this group.</w:t>
+        <w:t xml:space="preserve">  Mr. Trump's swing through Ohio took him to Clyde, where he toured a Whirlpool factory. The president wore a mask as he walked through the plant, giving a thumbs-up sign to photographers nearby, a notable move given his longstanding resistance to the masks until the past few weeks. Mr. DeWine has been a proponent of masks; he issued a statewide order requiring them last month.</w:t>
         <w:br/>
-        <w:t>According to an NBC/Wall Street Journal poll this week, Mr. Romney leads white working-class voters by 13 points, similar to Senator John McCain's 12-point advantage in 2008. Because the white working-class share of the electorate is declining compared with other demographic groups, Mr. Romney needs to improve on Mr. McCain's results.</w:t>
+        <w:t xml:space="preserve">  Then, standing at a lectern with the presidential seal, his face glistening with sweat, Mr. Trump delivered a winding series of remarks that were ostensibly about trade and the economy, but that took several detours into criticizing Mr. Biden and complaining about his political lot in life.</w:t>
         <w:br/>
-        <w:t>PHOTO: Campaigning in Commerce, Mich., on Friday, Representative Paul D. Ryan, left, introduced Mitt Romney and his wife, Ann. (PHOTOGRAPH BY JIM WILSON/THE NEW YORK TIMES)</w:t>
+        <w:t xml:space="preserve">  ''I had such a beautiful life before I did this,'' Mr. Trump said at one point.</w:t>
+        <w:br/>
+        <w:t xml:space="preserve">  The president's inability to stick to his script has infuriated and exasperated his advisers, who believe he could be in a much stronger position in the campaign if only he would stop creating so much content for his critics and opponent.</w:t>
+        <w:br/>
+        <w:t xml:space="preserve">  During the event, Mr. Trump announced his plan to reimpose tariffs on Canadian-made aluminum. He criticized Mr. Biden and former President Barack Obama as purveyors of ''broken promises and brazen sellouts and lost jobs.''</w:t>
+        <w:br/>
+        <w:t xml:space="preserve">  He insisted the job outlook would improve soon, despite the sharp rise in unemployment when the pandemic began and the continued elevated levels of new claims for jobless benefits -- developments that have undercut his ability to claim he has delivered on his promises of four years ago to restore American manufacturing might and middle-class opportunity.</w:t>
+        <w:br/>
+        <w:t xml:space="preserve">  He praised the economy that existed before the arrival of the virus. And he lauded his administration's response to the coronavirus despite polling suggesting that voters are displeased with his repeated playing down of the threat.</w:t>
+        <w:br/>
+        <w:t xml:space="preserve">  He talked up an executive order requiring the federal government to buy ''essential'' drugs from within the United States, instead of countries like China, where the coronavirus originated. And he maintained there could be a vaccine ''long before the end of the year,'' despite skepticism from the health experts in his administration and concern among regulators about pressure to approve a vaccine on a political calendar.</w:t>
+        <w:br/>
+        <w:t xml:space="preserve">  And a day after Facebook and Twitter forced his campaign accounts to remove video of him falsely saying that children are ''almost immune'' to the virus, he simply cited children as ''strong'' in fighting off the illness.</w:t>
+        <w:br/>
+        <w:t xml:space="preserve">  At another point, after frequently criticizing Democratic governors, he said, ''We cannot defeat the virus by fighting against each other.''</w:t>
         <w:br/>
         <w:br/>
-        <w:t>http://www.nytimes.com/2012/08/25/us/politics/romney-in-his-home-state-raises-birth-certificate-issue.html</w:t>
+        <w:t>https://www.nytimes.com/2020/08/06/us/politics/trump-economy-ohio.html</w:t>
+        <w:br/>
+        <w:br/>
+        <w:t>Graphic</w:t>
+        <w:br/>
+        <w:br/>
+        <w:t xml:space="preserve"> </w:t>
+        <w:br/>
+        <w:t>PHOTO: Speaking at a Whirlpool plant in Clyde, Ohio, on Thursday, President Trump veered from the economy to lament his political fortunes. (PHOTOGRAPH BY ANNA MONEYMAKER FOR THE NEW YORK TIMES)</w:t>
       </w:r>
     </w:p>
     <w:sectPr>
